--- a/Midterm/Lab2/Lab2_PythonProject.docx
+++ b/Midterm/Lab2/Lab2_PythonProject.docx
@@ -168,6 +168,7 @@
                 <w:i/>
                 <w:color w:val="000000"/>
                 <w:sz w:val="26"/>
+                <w:lang w:val="vi-VN"/>
               </w:rPr>
             </w:pPr>
             <w:r>
@@ -176,7 +177,16 @@
                 <w:color w:val="000000"/>
                 <w:sz w:val="26"/>
               </w:rPr>
-              <w:t>Write your name here</w:t>
+              <w:t>Phan</w:t>
+            </w:r>
+            <w:r>
+              <w:rPr>
+                <w:i/>
+                <w:color w:val="000000"/>
+                <w:sz w:val="26"/>
+                <w:lang w:val="vi-VN"/>
+              </w:rPr>
+              <w:t xml:space="preserve"> Ngoc Hanh Nhi</w:t>
             </w:r>
           </w:p>
         </w:tc>
@@ -226,7 +236,7 @@
                 <w:color w:val="000000"/>
                 <w:sz w:val="26"/>
               </w:rPr>
-              <w:t>Write your ID here</w:t>
+              <w:t>2131209002</w:t>
             </w:r>
           </w:p>
         </w:tc>
@@ -691,6 +701,9 @@
         <w:pStyle w:val="ListParagraph"/>
         <w:ind w:left="1080"/>
         <w:jc w:val="both"/>
+        <w:rPr>
+          <w:lang w:val="vi-VN"/>
+        </w:rPr>
       </w:pPr>
     </w:p>
     <w:p>
@@ -5480,7 +5493,6 @@
   <w:style w:type="character" w:default="1" w:styleId="DefaultParagraphFont">
     <w:name w:val="Default Paragraph Font"/>
     <w:uiPriority w:val="1"/>
-    <w:semiHidden/>
     <w:unhideWhenUsed/>
   </w:style>
   <w:style w:type="table" w:default="1" w:styleId="TableNormal">
